--- a/klagomål/Skäggsmoskogens naturreservat FSC-klagomål.docx
+++ b/klagomål/Skäggsmoskogens naturreservat FSC-klagomål.docx
@@ -168,7 +168,7 @@
     </w:p>
     <w:p>
       <w:r>
-        <w:t>Detta klagomål behandlar höga naturvärden i avverkningsanmälan Skäggsmoskogens naturreservat i Haninge kommun som inkom 2026-09-07 och omfattar 185,8 ha.</w:t>
+        <w:t>Detta klagomål behandlar höga naturvärden i avverkningsanmälan Skäggsmoskogens naturreservat i Haninge kommun som inkom 2026-09-08 och omfattar 185,8 ha.</w:t>
       </w:r>
     </w:p>
     <w:p>
@@ -2547,7 +2547,7 @@
     <w:r>
       <w:tab/>
       <w:tab/>
-      <w:t>2026-09-07</w:t>
+      <w:t>2026-09-08</w:t>
       <w:br/>
       <w:br/>
     </w:r>

--- a/klagomål/Skäggsmoskogens naturreservat FSC-klagomål.docx
+++ b/klagomål/Skäggsmoskogens naturreservat FSC-klagomål.docx
@@ -168,7 +168,7 @@
     </w:p>
     <w:p>
       <w:r>
-        <w:t>Detta klagomål behandlar höga naturvärden i avverkningsanmälan Skäggsmoskogens naturreservat i Haninge kommun som inkom 2026-09-08 och omfattar 185,8 ha.</w:t>
+        <w:t>Detta klagomål behandlar höga naturvärden i avverkningsanmälan Skäggsmoskogens naturreservat i Haninge kommun som inkom 2026-09-09 och omfattar 185,8 ha.</w:t>
       </w:r>
     </w:p>
     <w:p>
@@ -2547,7 +2547,7 @@
     <w:r>
       <w:tab/>
       <w:tab/>
-      <w:t>2026-09-08</w:t>
+      <w:t>2026-09-09</w:t>
       <w:br/>
       <w:br/>
     </w:r>

--- a/klagomål/Skäggsmoskogens naturreservat FSC-klagomål.docx
+++ b/klagomål/Skäggsmoskogens naturreservat FSC-klagomål.docx
@@ -168,7 +168,7 @@
     </w:p>
     <w:p>
       <w:r>
-        <w:t>Detta klagomål behandlar höga naturvärden i avverkningsanmälan Skäggsmoskogens naturreservat i Haninge kommun som inkom 2026-09-09 och omfattar 185,8 ha.</w:t>
+        <w:t>Detta klagomål behandlar höga naturvärden i avverkningsanmälan Skäggsmoskogens naturreservat i Haninge kommun som inkom 2026-09-10 och omfattar 185,8 ha.</w:t>
       </w:r>
     </w:p>
     <w:p>
@@ -178,7 +178,7 @@
       <w:r>
         <w:drawing>
           <wp:inline xmlns:a="http://schemas.openxmlformats.org/drawingml/2006/main" xmlns:pic="http://schemas.openxmlformats.org/drawingml/2006/picture">
-            <wp:extent cx="4036827" cy="5724000"/>
+            <wp:extent cx="3986760" cy="5724000"/>
             <wp:docPr id="1" name="Picture 1"/>
             <wp:cNvGraphicFramePr>
               <a:graphicFrameLocks noChangeAspect="1"/>
@@ -199,7 +199,7 @@
                   <pic:spPr>
                     <a:xfrm>
                       <a:off x="0" y="0"/>
-                      <a:ext cx="4036827" cy="5724000"/>
+                      <a:ext cx="3986760" cy="5724000"/>
                     </a:xfrm>
                     <a:prstGeom prst="rect"/>
                   </pic:spPr>
@@ -221,7 +221,7 @@
     </w:p>
     <w:p>
       <w:r>
-        <w:t>I och inom 21 meter från avverkningsanmälan finns fynd av 107 naturvårdsarter, varav 52 är rödlistade, 65 är fridlysta, 26 är typiska (T) och 19 är signalarter (S): grusnejlika (EN), havstrut (EN, §4), kattmynta (EN, §8), skogsalm (EN), stjärtand (EN, §4), brunfläckig pärlemorfjäril (VU), gråtrut (VU, §4), grönfink (VU, §4), småfläckig sumphöna (VU, §4), stare (VU, §4), starrgräsfjäril (VU), tornseglare (VU, §4), ängsblåvinge (VU), ängssalvia (VU, §8), åkerrättika (VU), apelsinticka (NT), björktrast (NT, §4), bläsand (NT, §4), Crepis tectorum subsp. tectorum (NT), dofttaggsvamp (NT, T), drillsnäppa (NT, §4), duvhök (NT, §4), enkelbeckasin (NT, §4), entita (NT, T, §4), etternässla (NT), grönsångare (NT, §4), gullpudra (NT, T), gulsparv (NT, §4), järnsparv (NT, §4), kavelhirs (NT), kricka (NT, §4), mindre hackspett (NT, T, §4), mindre tåtelsmygare (NT), motaggsvamp (NT, T), nordfladdermus (NT, §4a), rynkskinn (NT, T), rödfläckigt jordfly (NT), rödvingetrast (NT, §4), rörsångare (NT, §4), silltrut (NT, §4), skogshare (NT), skrattmås (NT, §4), svart skogssnigel (NT), svartöra (NT, T), sädesärla (NT, §4), tallticka (NT, T), talltita (NT, §4), ullticka (NT, T), vinterhämpling (NT, §4), vågticka (NT), älg (NT), sotkremla (DD), björksplintborre (S), blodticka (S, T), brandticka (S), granbarkgnagare (S, T), grön sköldmossa (S, T, §8), grönpyrola (S, T), hagfingersvamp (S), kambräken (S, T), korallrot (S, T, §8), källmossor (S), rödgul trumpetsvamp (S), skogsbräsma (S), skogshakmossa (S, T), smal svampklubba (S), sotriska (S), strutbräken (S, T), stubbspretmossa (S, T), svavelriska (S), vedticka (S, T), järpe (T, §4), kärrfibbla (T), mattlummer (T, §9), spillkråka (T, §4), tallbit (T, §4), tjäder (T, §4), tofsmes (T, §4), dvärgpipistrell (§4a), fiskgjuse (§4), fiskmås (§4), gröngöling (§4), grönsiska (§4), havsörn (§4), kråka (§4), kungsfågel (§4), orre (§4), större brunfladdermus (§4a), svartvit flugsnappare (§4), sävsparv (§4), sångsvan (§4), trana (§4), trädlärka (§4), vattenfladdermus (§4a), ärtsångare (§4), åkergroda (§4a), huggorm (§6), kopparödla (§6), mindre vattensalamander (§6), vanlig groda (§6), vanlig padda (§6), vanlig snok (§6), fläcknycklar (§8), grönvit nattviol (§8), vanliga ängsnycklar (§8), ängsnycklar (§8) och revlummer (§9). Se Figur 1.</w:t>
+        <w:t>I och inom 21 meter från avverkningsanmälan finns fynd av 108 naturvårdsarter, varav 53 är rödlistade, 65 är fridlysta, 26 är typiska (T) och 19 är signalarter (S): grusnejlika (EN), havstrut (EN, §4), kattmynta (EN, §8), skogsalm (EN), stjärtand (EN, §4), brunfläckig pärlemorfjäril (VU), gråtrut (VU, §4), grönfink (VU, §4), småfläckig sumphöna (VU, §4), stare (VU, §4), starrgräsfjäril (VU), tornseglare (VU, §4), ängsblåvinge (VU), ängssalvia (VU, §8), åkerrättika (VU), apelsinticka (NT), björktrast (NT, §4), bläsand (NT, §4), Crepis tectorum subsp. tectorum (NT), dofttaggsvamp (NT, T), drillsnäppa (NT, §4), duvhök (NT, §4), enkelbeckasin (NT, §4), entita (NT, T, §4), etternässla (NT), fjällig taggsvamp s.str. (NT), grönsångare (NT, §4), gullpudra (NT, T), gulsparv (NT, §4), järnsparv (NT, §4), kavelhirs (NT), kricka (NT, §4), mindre hackspett (NT, T, §4), mindre tåtelsmygare (NT), motaggsvamp (NT, T), nordfladdermus (NT, §4a), rynkskinn (NT, T), rödfläckigt jordfly (NT), rödvingetrast (NT, §4), rörsångare (NT, §4), silltrut (NT, §4), skogshare (NT), skrattmås (NT, §4), svart skogssnigel (NT), svartöra (NT, T), sädesärla (NT, §4), tallticka (NT, T), talltita (NT, §4), ullticka (NT, T), vinterhämpling (NT, §4), vågticka (NT), älg (NT), sotkremla (DD), björksplintborre (S), blodticka (S, T), brandticka (S), granbarkgnagare (S, T), grön sköldmossa (S, T, §8), grönpyrola (S, T), hagfingersvamp (S), kambräken (S, T), korallrot (S, T, §8), källmossor (S), rödgul trumpetsvamp (S), skogsbräsma (S), skogshakmossa (S, T), smal svampklubba (S), sotriska (S), strutbräken (S, T), stubbspretmossa (S, T), svavelriska (S), vedticka (S, T), järpe (T, §4), kärrfibbla (T), mattlummer (T, §9), spillkråka (T, §4), tallbit (T, §4), tjäder (T, §4), tofsmes (T, §4), dvärgpipistrell (§4a), fiskgjuse (§4), fiskmås (§4), gröngöling (§4), grönsiska (§4), havsörn (§4), kråka (§4), kungsfågel (§4), orre (§4), större brunfladdermus (§4a), svartvit flugsnappare (§4), sävsparv (§4), sångsvan (§4), trana (§4), trädlärka (§4), vattenfladdermus (§4a), ärtsångare (§4), åkergroda (§4a), huggorm (§6), kopparödla (§6), mindre vattensalamander (§6), vanlig groda (§6), vanlig padda (§6), vanlig snok (§6), fläcknycklar (§8), grönvit nattviol (§8), vanliga ängsnycklar (§8), ängsnycklar (§8) och revlummer (§9). Se Figur 1.</w:t>
       </w:r>
     </w:p>
     <w:p>
@@ -325,6 +325,17 @@
         <w:rPr>
           <w:b/>
         </w:rPr>
+        <w:t>Fjällig taggsvamp s.str. (NT)</w:t>
+      </w:r>
+      <w:r>
+        <w:t xml:space="preserve"> bildar mykorrhiza med gran i granskog och barrblandskog, främst på frisk näringsrik mark i äldre skog med lång trädkontinuitet. Den totala populationen i landet har minskat och bedöms fortsätta minska till följd av avverkning av äldre barrskogar. Minskningstakten för den svenska populationen bedöms vara nära gränsvärdet för sårbar (VU) (SLU Artdatabanken, 2026).</w:t>
+      </w:r>
+    </w:p>
+    <w:p>
+      <w:r>
+        <w:rPr>
+          <w:b/>
+        </w:rPr>
         <w:t>Grönsångare (NT, §4)</w:t>
       </w:r>
       <w:r>
@@ -1230,7 +1241,7 @@
         <w:rPr>
           <w:i/>
         </w:rPr>
-        <w:t>I det avverkningsanmälda skogsområdet har 71 rödlistade arter och signalarter påträffats. Detta ska jämföras med Skogsstyrelsens uppföljning 2017 av nyckelbiotoper som visade att man i genomsnitt hittar 20,6 olika rödlistade arter och signalarter i en nyckelbiotop (Wijk, S. 2017. Biologisk mångfald i nyckelbiotoper – Resultat från inventeringen “Uppföljning biologisk mångfald” 2009–2015. Rapport 4/2017 Skogsstyrelsen, Jönköping).</w:t>
+        <w:t>I det avverkningsanmälda skogsområdet har 72 rödlistade arter och signalarter påträffats. Detta ska jämföras med Skogsstyrelsens uppföljning 2017 av nyckelbiotoper som visade att man i genomsnitt hittar 20,6 olika rödlistade arter och signalarter i en nyckelbiotop (Wijk, S. 2017. Biologisk mångfald i nyckelbiotoper – Resultat från inventeringen “Uppföljning biologisk mångfald” 2009–2015. Rapport 4/2017 Skogsstyrelsen, Jönköping).</w:t>
       </w:r>
     </w:p>
     <w:p>
@@ -1259,7 +1270,7 @@
         <w:rPr>
           <w:i/>
         </w:rPr>
-        <w:t>I det avverkningsanmälda skogsområdet har 107 naturvårdsarter varav 52 rödlistade arter sina livsmiljöer och växtplatser.</w:t>
+        <w:t>I det avverkningsanmälda skogsområdet har 108 naturvårdsarter varav 53 rödlistade arter sina livsmiljöer och växtplatser.</w:t>
       </w:r>
     </w:p>
     <w:p>
@@ -2547,7 +2558,7 @@
     <w:r>
       <w:tab/>
       <w:tab/>
-      <w:t>2026-09-09</w:t>
+      <w:t>2026-09-10</w:t>
       <w:br/>
       <w:br/>
     </w:r>

--- a/klagomål/Skäggsmoskogens naturreservat FSC-klagomål.docx
+++ b/klagomål/Skäggsmoskogens naturreservat FSC-klagomål.docx
@@ -168,7 +168,7 @@
     </w:p>
     <w:p>
       <w:r>
-        <w:t>Detta klagomål behandlar höga naturvärden i avverkningsanmälan Skäggsmoskogens naturreservat i Haninge kommun som inkom 2026-09-10 och omfattar 185,8 ha.</w:t>
+        <w:t>Detta klagomål behandlar höga naturvärden i avverkningsanmälan Skäggsmoskogens naturreservat i Haninge kommun som inkom 2026-09-11 och omfattar 185,8 ha.</w:t>
       </w:r>
     </w:p>
     <w:p>
@@ -178,7 +178,7 @@
       <w:r>
         <w:drawing>
           <wp:inline xmlns:a="http://schemas.openxmlformats.org/drawingml/2006/main" xmlns:pic="http://schemas.openxmlformats.org/drawingml/2006/picture">
-            <wp:extent cx="3986760" cy="5724000"/>
+            <wp:extent cx="4000288" cy="5724000"/>
             <wp:docPr id="1" name="Picture 1"/>
             <wp:cNvGraphicFramePr>
               <a:graphicFrameLocks noChangeAspect="1"/>
@@ -199,7 +199,7 @@
                   <pic:spPr>
                     <a:xfrm>
                       <a:off x="0" y="0"/>
-                      <a:ext cx="3986760" cy="5724000"/>
+                      <a:ext cx="4000288" cy="5724000"/>
                     </a:xfrm>
                     <a:prstGeom prst="rect"/>
                   </pic:spPr>
@@ -2558,7 +2558,7 @@
     <w:r>
       <w:tab/>
       <w:tab/>
-      <w:t>2026-09-10</w:t>
+      <w:t>2026-09-11</w:t>
       <w:br/>
       <w:br/>
     </w:r>

--- a/klagomål/Skäggsmoskogens naturreservat FSC-klagomål.docx
+++ b/klagomål/Skäggsmoskogens naturreservat FSC-klagomål.docx
@@ -168,7 +168,7 @@
     </w:p>
     <w:p>
       <w:r>
-        <w:t>Detta klagomål behandlar höga naturvärden i avverkningsanmälan Skäggsmoskogens naturreservat i Haninge kommun som inkom 2026-09-11 och omfattar 185,8 ha.</w:t>
+        <w:t>Detta klagomål behandlar höga naturvärden i avverkningsanmälan Skäggsmoskogens naturreservat i Haninge kommun som inkom 2026-09-12 och omfattar 185,8 ha.</w:t>
       </w:r>
     </w:p>
     <w:p>
@@ -2558,7 +2558,7 @@
     <w:r>
       <w:tab/>
       <w:tab/>
-      <w:t>2026-09-11</w:t>
+      <w:t>2026-09-12</w:t>
       <w:br/>
       <w:br/>
     </w:r>

--- a/klagomål/Skäggsmoskogens naturreservat FSC-klagomål.docx
+++ b/klagomål/Skäggsmoskogens naturreservat FSC-klagomål.docx
@@ -168,7 +168,7 @@
     </w:p>
     <w:p>
       <w:r>
-        <w:t>Detta klagomål behandlar höga naturvärden i avverkningsanmälan Skäggsmoskogens naturreservat i Haninge kommun som inkom 2026-09-12 och omfattar 185,8 ha.</w:t>
+        <w:t>Detta klagomål behandlar höga naturvärden i avverkningsanmälan Skäggsmoskogens naturreservat i Haninge kommun som inkom 2026-09-13 och omfattar 185,8 ha.</w:t>
       </w:r>
     </w:p>
     <w:p>
@@ -2558,7 +2558,7 @@
     <w:r>
       <w:tab/>
       <w:tab/>
-      <w:t>2026-09-12</w:t>
+      <w:t>2026-09-13</w:t>
       <w:br/>
       <w:br/>
     </w:r>

--- a/klagomål/Skäggsmoskogens naturreservat FSC-klagomål.docx
+++ b/klagomål/Skäggsmoskogens naturreservat FSC-klagomål.docx
@@ -168,7 +168,7 @@
     </w:p>
     <w:p>
       <w:r>
-        <w:t>Detta klagomål behandlar höga naturvärden i avverkningsanmälan Skäggsmoskogens naturreservat i Haninge kommun som inkom 2026-09-13 och omfattar 185,8 ha.</w:t>
+        <w:t>Detta klagomål behandlar höga naturvärden i avverkningsanmälan Skäggsmoskogens naturreservat i Haninge kommun som inkom 2026-09-14 och omfattar 185,8 ha.</w:t>
       </w:r>
     </w:p>
     <w:p>
@@ -2558,7 +2558,7 @@
     <w:r>
       <w:tab/>
       <w:tab/>
-      <w:t>2026-09-13</w:t>
+      <w:t>2026-09-14</w:t>
       <w:br/>
       <w:br/>
     </w:r>

--- a/klagomål/Skäggsmoskogens naturreservat FSC-klagomål.docx
+++ b/klagomål/Skäggsmoskogens naturreservat FSC-klagomål.docx
@@ -168,7 +168,7 @@
     </w:p>
     <w:p>
       <w:r>
-        <w:t>Detta klagomål behandlar höga naturvärden i avverkningsanmälan Skäggsmoskogens naturreservat i Haninge kommun som inkom 2026-09-14 och omfattar 185,8 ha.</w:t>
+        <w:t>Detta klagomål behandlar höga naturvärden i avverkningsanmälan Skäggsmoskogens naturreservat i Haninge kommun som inkom 2026-09-15 och omfattar 185,8 ha.</w:t>
       </w:r>
     </w:p>
     <w:p>
@@ -2558,7 +2558,7 @@
     <w:r>
       <w:tab/>
       <w:tab/>
-      <w:t>2026-09-14</w:t>
+      <w:t>2026-09-15</w:t>
       <w:br/>
       <w:br/>
     </w:r>

--- a/klagomål/Skäggsmoskogens naturreservat FSC-klagomål.docx
+++ b/klagomål/Skäggsmoskogens naturreservat FSC-klagomål.docx
@@ -168,7 +168,7 @@
     </w:p>
     <w:p>
       <w:r>
-        <w:t>Detta klagomål behandlar höga naturvärden i avverkningsanmälan Skäggsmoskogens naturreservat i Haninge kommun som inkom 2026-09-15 och omfattar 185,8 ha.</w:t>
+        <w:t>Detta klagomål behandlar höga naturvärden i avverkningsanmälan Skäggsmoskogens naturreservat i Haninge kommun som inkom 2026-09-16 och omfattar 185,8 ha.</w:t>
       </w:r>
     </w:p>
     <w:p>
@@ -2558,7 +2558,7 @@
     <w:r>
       <w:tab/>
       <w:tab/>
-      <w:t>2026-09-15</w:t>
+      <w:t>2026-09-16</w:t>
       <w:br/>
       <w:br/>
     </w:r>

--- a/klagomål/Skäggsmoskogens naturreservat FSC-klagomål.docx
+++ b/klagomål/Skäggsmoskogens naturreservat FSC-klagomål.docx
@@ -168,7 +168,7 @@
     </w:p>
     <w:p>
       <w:r>
-        <w:t>Detta klagomål behandlar höga naturvärden i avverkningsanmälan Skäggsmoskogens naturreservat i Haninge kommun som inkom 2026-09-16 och omfattar 185,8 ha.</w:t>
+        <w:t>Detta klagomål behandlar höga naturvärden i avverkningsanmälan Skäggsmoskogens naturreservat i Haninge kommun som inkom 2026-09-17 och omfattar 185,8 ha.</w:t>
       </w:r>
     </w:p>
     <w:p>
@@ -2558,7 +2558,7 @@
     <w:r>
       <w:tab/>
       <w:tab/>
-      <w:t>2026-09-16</w:t>
+      <w:t>2026-09-17</w:t>
       <w:br/>
       <w:br/>
     </w:r>

--- a/klagomål/Skäggsmoskogens naturreservat FSC-klagomål.docx
+++ b/klagomål/Skäggsmoskogens naturreservat FSC-klagomål.docx
@@ -168,7 +168,7 @@
     </w:p>
     <w:p>
       <w:r>
-        <w:t>Detta klagomål behandlar höga naturvärden i avverkningsanmälan Skäggsmoskogens naturreservat i Haninge kommun som inkom 2026-09-17 och omfattar 185,8 ha.</w:t>
+        <w:t>Detta klagomål behandlar höga naturvärden i avverkningsanmälan Skäggsmoskogens naturreservat i Haninge kommun som inkom 2026-09-18 och omfattar 185,8 ha.</w:t>
       </w:r>
     </w:p>
     <w:p>
@@ -2558,7 +2558,7 @@
     <w:r>
       <w:tab/>
       <w:tab/>
-      <w:t>2026-09-17</w:t>
+      <w:t>2026-09-18</w:t>
       <w:br/>
       <w:br/>
     </w:r>

--- a/klagomål/Skäggsmoskogens naturreservat FSC-klagomål.docx
+++ b/klagomål/Skäggsmoskogens naturreservat FSC-klagomål.docx
@@ -168,7 +168,7 @@
     </w:p>
     <w:p>
       <w:r>
-        <w:t>Detta klagomål behandlar höga naturvärden i avverkningsanmälan Skäggsmoskogens naturreservat i Haninge kommun som inkom 2026-09-18 och omfattar 185,8 ha.</w:t>
+        <w:t>Detta klagomål behandlar höga naturvärden i avverkningsanmälan Skäggsmoskogens naturreservat i Haninge kommun som inkom 2026-09-19 och omfattar 185,8 ha.</w:t>
       </w:r>
     </w:p>
     <w:p>
@@ -2558,7 +2558,7 @@
     <w:r>
       <w:tab/>
       <w:tab/>
-      <w:t>2026-09-18</w:t>
+      <w:t>2026-09-19</w:t>
       <w:br/>
       <w:br/>
     </w:r>

--- a/klagomål/Skäggsmoskogens naturreservat FSC-klagomål.docx
+++ b/klagomål/Skäggsmoskogens naturreservat FSC-klagomål.docx
@@ -168,7 +168,7 @@
     </w:p>
     <w:p>
       <w:r>
-        <w:t>Detta klagomål behandlar höga naturvärden i avverkningsanmälan Skäggsmoskogens naturreservat i Haninge kommun som inkom 2026-09-19 och omfattar 185,8 ha.</w:t>
+        <w:t>Detta klagomål behandlar höga naturvärden i avverkningsanmälan Skäggsmoskogens naturreservat i Haninge kommun som inkom 2026-09-20 och omfattar 185,8 ha.</w:t>
       </w:r>
     </w:p>
     <w:p>
@@ -2558,7 +2558,7 @@
     <w:r>
       <w:tab/>
       <w:tab/>
-      <w:t>2026-09-19</w:t>
+      <w:t>2026-09-20</w:t>
       <w:br/>
       <w:br/>
     </w:r>

--- a/klagomål/Skäggsmoskogens naturreservat FSC-klagomål.docx
+++ b/klagomål/Skäggsmoskogens naturreservat FSC-klagomål.docx
@@ -168,7 +168,7 @@
     </w:p>
     <w:p>
       <w:r>
-        <w:t>Detta klagomål behandlar höga naturvärden i avverkningsanmälan Skäggsmoskogens naturreservat i Haninge kommun som inkom 2026-09-20 och omfattar 185,8 ha.</w:t>
+        <w:t>Detta klagomål behandlar höga naturvärden i avverkningsanmälan Skäggsmoskogens naturreservat i Haninge kommun som inkom 2026-09-21 och omfattar 185,8 ha.</w:t>
       </w:r>
     </w:p>
     <w:p>
@@ -2558,7 +2558,7 @@
     <w:r>
       <w:tab/>
       <w:tab/>
-      <w:t>2026-09-20</w:t>
+      <w:t>2026-09-21</w:t>
       <w:br/>
       <w:br/>
     </w:r>

--- a/klagomål/Skäggsmoskogens naturreservat FSC-klagomål.docx
+++ b/klagomål/Skäggsmoskogens naturreservat FSC-klagomål.docx
@@ -168,7 +168,7 @@
     </w:p>
     <w:p>
       <w:r>
-        <w:t>Detta klagomål behandlar höga naturvärden i avverkningsanmälan Skäggsmoskogens naturreservat i Haninge kommun som inkom 2026-09-21 och omfattar 185,8 ha.</w:t>
+        <w:t>Detta klagomål behandlar höga naturvärden i avverkningsanmälan Skäggsmoskogens naturreservat i Haninge kommun som inkom 2026-09-22 och omfattar 185,8 ha.</w:t>
       </w:r>
     </w:p>
     <w:p>
@@ -2558,7 +2558,7 @@
     <w:r>
       <w:tab/>
       <w:tab/>
-      <w:t>2026-09-21</w:t>
+      <w:t>2026-09-22</w:t>
       <w:br/>
       <w:br/>
     </w:r>

--- a/klagomål/Skäggsmoskogens naturreservat FSC-klagomål.docx
+++ b/klagomål/Skäggsmoskogens naturreservat FSC-klagomål.docx
@@ -168,7 +168,7 @@
     </w:p>
     <w:p>
       <w:r>
-        <w:t>Detta klagomål behandlar höga naturvärden i avverkningsanmälan Skäggsmoskogens naturreservat i Haninge kommun som inkom 2026-09-22 och omfattar 185,8 ha.</w:t>
+        <w:t>Detta klagomål behandlar höga naturvärden i avverkningsanmälan Skäggsmoskogens naturreservat i Haninge kommun som inkom 2026-09-23 och omfattar 185,8 ha.</w:t>
       </w:r>
     </w:p>
     <w:p>
@@ -178,7 +178,7 @@
       <w:r>
         <w:drawing>
           <wp:inline xmlns:a="http://schemas.openxmlformats.org/drawingml/2006/main" xmlns:pic="http://schemas.openxmlformats.org/drawingml/2006/picture">
-            <wp:extent cx="4000288" cy="5724000"/>
+            <wp:extent cx="4004543" cy="5724000"/>
             <wp:docPr id="1" name="Picture 1"/>
             <wp:cNvGraphicFramePr>
               <a:graphicFrameLocks noChangeAspect="1"/>
@@ -199,7 +199,7 @@
                   <pic:spPr>
                     <a:xfrm>
                       <a:off x="0" y="0"/>
-                      <a:ext cx="4000288" cy="5724000"/>
+                      <a:ext cx="4004543" cy="5724000"/>
                     </a:xfrm>
                     <a:prstGeom prst="rect"/>
                   </pic:spPr>
@@ -221,7 +221,7 @@
     </w:p>
     <w:p>
       <w:r>
-        <w:t>I och inom 21 meter från avverkningsanmälan finns fynd av 108 naturvårdsarter, varav 53 är rödlistade, 65 är fridlysta, 26 är typiska (T) och 19 är signalarter (S): grusnejlika (EN), havstrut (EN, §4), kattmynta (EN, §8), skogsalm (EN), stjärtand (EN, §4), brunfläckig pärlemorfjäril (VU), gråtrut (VU, §4), grönfink (VU, §4), småfläckig sumphöna (VU, §4), stare (VU, §4), starrgräsfjäril (VU), tornseglare (VU, §4), ängsblåvinge (VU), ängssalvia (VU, §8), åkerrättika (VU), apelsinticka (NT), björktrast (NT, §4), bläsand (NT, §4), Crepis tectorum subsp. tectorum (NT), dofttaggsvamp (NT, T), drillsnäppa (NT, §4), duvhök (NT, §4), enkelbeckasin (NT, §4), entita (NT, T, §4), etternässla (NT), fjällig taggsvamp s.str. (NT), grönsångare (NT, §4), gullpudra (NT, T), gulsparv (NT, §4), järnsparv (NT, §4), kavelhirs (NT), kricka (NT, §4), mindre hackspett (NT, T, §4), mindre tåtelsmygare (NT), motaggsvamp (NT, T), nordfladdermus (NT, §4a), rynkskinn (NT, T), rödfläckigt jordfly (NT), rödvingetrast (NT, §4), rörsångare (NT, §4), silltrut (NT, §4), skogshare (NT), skrattmås (NT, §4), svart skogssnigel (NT), svartöra (NT, T), sädesärla (NT, §4), tallticka (NT, T), talltita (NT, §4), ullticka (NT, T), vinterhämpling (NT, §4), vågticka (NT), älg (NT), sotkremla (DD), björksplintborre (S), blodticka (S, T), brandticka (S), granbarkgnagare (S, T), grön sköldmossa (S, T, §8), grönpyrola (S, T), hagfingersvamp (S), kambräken (S, T), korallrot (S, T, §8), källmossor (S), rödgul trumpetsvamp (S), skogsbräsma (S), skogshakmossa (S, T), smal svampklubba (S), sotriska (S), strutbräken (S, T), stubbspretmossa (S, T), svavelriska (S), vedticka (S, T), järpe (T, §4), kärrfibbla (T), mattlummer (T, §9), spillkråka (T, §4), tallbit (T, §4), tjäder (T, §4), tofsmes (T, §4), dvärgpipistrell (§4a), fiskgjuse (§4), fiskmås (§4), gröngöling (§4), grönsiska (§4), havsörn (§4), kråka (§4), kungsfågel (§4), orre (§4), större brunfladdermus (§4a), svartvit flugsnappare (§4), sävsparv (§4), sångsvan (§4), trana (§4), trädlärka (§4), vattenfladdermus (§4a), ärtsångare (§4), åkergroda (§4a), huggorm (§6), kopparödla (§6), mindre vattensalamander (§6), vanlig groda (§6), vanlig padda (§6), vanlig snok (§6), fläcknycklar (§8), grönvit nattviol (§8), vanliga ängsnycklar (§8), ängsnycklar (§8) och revlummer (§9). Se Figur 1.</w:t>
+        <w:t>I och inom 21 meter från avverkningsanmälan finns fynd av 109 naturvårdsarter, varav 53 är rödlistade, 66 är fridlysta, 27 är typiska (T) och 19 är signalarter (S): grusnejlika (EN), havstrut (EN, §4), kattmynta (EN, §8), skogsalm (EN), stjärtand (EN, §4), brunfläckig pärlemorfjäril (VU), gråtrut (VU, §4), grönfink (VU, §4), småfläckig sumphöna (VU, §4), stare (VU, §4), starrgräsfjäril (VU), tornseglare (VU, §4), ängsblåvinge (VU), ängssalvia (VU, §8), åkerrättika (VU), apelsinticka (NT), björktrast (NT, §4), bläsand (NT, §4), Crepis tectorum subsp. tectorum (NT), dofttaggsvamp (NT, T), drillsnäppa (NT, §4), duvhök (NT, §4), enkelbeckasin (NT, §4), entita (NT, T, §4), etternässla (NT), fjällig taggsvamp s.str. (NT), grönsångare (NT, §4), gullpudra (NT, T), gulsparv (NT, §4), järnsparv (NT, §4), kavelhirs (NT), kricka (NT, §4), mindre hackspett (NT, T, §4), mindre tåtelsmygare (NT), motaggsvamp (NT, T), nordfladdermus (NT, §4a), rynkskinn (NT, T), rödfläckigt jordfly (NT), rödvingetrast (NT, §4), rörsångare (NT, §4), silltrut (NT, §4), skogshare (NT), skrattmås (NT, §4), svart skogssnigel (NT), svartöra (NT, T), sädesärla (NT, §4), tallticka (NT, T), talltita (NT, §4), ullticka (NT, T), vinterhämpling (NT, §4), vågticka (NT), älg (NT), sotkremla (DD), björksplintborre (S), blodticka (S, T), brandticka (S), granbarkgnagare (S, T), grön sköldmossa (S, T, §8), grönpyrola (S, T), hagfingersvamp (S), kambräken (S, T), korallrot (S, T, §8), källmossor (S), rödgul trumpetsvamp (S), skogsbräsma (S), skogshakmossa (S, T), smal svampklubba (S), sotriska (S), strutbräken (S, T), stubbspretmossa (S, T), svavelriska (S), vedticka (S, T), järpe (T, §4), kärrfibbla (T), mattlummer (T, §9), spillkråka (T, §4), stjärtmes (T, §4), tallbit (T, §4), tjäder (T, §4), tofsmes (T, §4), dvärgpipistrell (§4a), fiskgjuse (§4), fiskmås (§4), gröngöling (§4), grönsiska (§4), havsörn (§4), kråka (§4), kungsfågel (§4), orre (§4), större brunfladdermus (§4a), svartvit flugsnappare (§4), sävsparv (§4), sångsvan (§4), trana (§4), trädlärka (§4), vattenfladdermus (§4a), ärtsångare (§4), åkergroda (§4a), huggorm (§6), kopparödla (§6), mindre vattensalamander (§6), vanlig groda (§6), vanlig padda (§6), vanlig snok (§6), fläcknycklar (§8), grönvit nattviol (§8), vanliga ängsnycklar (§8), ängsnycklar (§8) och revlummer (§9). Se Figur 1.</w:t>
       </w:r>
     </w:p>
     <w:p>
@@ -990,6 +990,35 @@
         <w:rPr>
           <w:b/>
         </w:rPr>
+        <w:t>Stjärtmes (§4)</w:t>
+      </w:r>
+      <w:r>
+        <w:t xml:space="preserve"> häckar i löv- och blandskog. Studier har visat att den behöver ca 15 % medelålders till äldre lövrika bestånd (&gt;50 % löv), om avståndet mellan bestånden är 500 m. Stjärtmes är fridlyst enligt 4§ artskyddsförordningen och typisk art för </w:t>
+      </w:r>
+      <w:r>
+        <w:rPr>
+          <w:i/>
+        </w:rPr>
+        <w:t>9010 Taiga, 9030 Landhöjningsskog, 9080 Lövsumpskog</w:t>
+      </w:r>
+      <w:r>
+        <w:t xml:space="preserve"> och</w:t>
+      </w:r>
+      <w:r>
+        <w:rPr>
+          <w:i/>
+        </w:rPr>
+        <w:t xml:space="preserve"> 9750 Svämlövskog </w:t>
+      </w:r>
+      <w:r>
+        <w:t>(Jansson, 1999; Skogsstyrelsen, 2014; SLU Artdatabanken, 2025).</w:t>
+      </w:r>
+    </w:p>
+    <w:p>
+      <w:r>
+        <w:rPr>
+          <w:b/>
+        </w:rPr>
         <w:t>Tallbit (§4)</w:t>
       </w:r>
       <w:r>
@@ -1270,7 +1299,7 @@
         <w:rPr>
           <w:i/>
         </w:rPr>
-        <w:t>I det avverkningsanmälda skogsområdet har 108 naturvårdsarter varav 53 rödlistade arter sina livsmiljöer och växtplatser.</w:t>
+        <w:t>I det avverkningsanmälda skogsområdet har 109 naturvårdsarter varav 53 rödlistade arter sina livsmiljöer och växtplatser.</w:t>
       </w:r>
     </w:p>
     <w:p>
@@ -2558,7 +2587,7 @@
     <w:r>
       <w:tab/>
       <w:tab/>
-      <w:t>2026-09-22</w:t>
+      <w:t>2026-09-23</w:t>
       <w:br/>
       <w:br/>
     </w:r>

--- a/klagomål/Skäggsmoskogens naturreservat FSC-klagomål.docx
+++ b/klagomål/Skäggsmoskogens naturreservat FSC-klagomål.docx
@@ -168,7 +168,7 @@
     </w:p>
     <w:p>
       <w:r>
-        <w:t>Detta klagomål behandlar höga naturvärden i avverkningsanmälan Skäggsmoskogens naturreservat i Haninge kommun som inkom 2026-09-23 och omfattar 185,8 ha.</w:t>
+        <w:t>Detta klagomål behandlar höga naturvärden i avverkningsanmälan Skäggsmoskogens naturreservat i Haninge kommun som inkom 2026-09-24 och omfattar 185,8 ha.</w:t>
       </w:r>
     </w:p>
     <w:p>
@@ -2587,7 +2587,7 @@
     <w:r>
       <w:tab/>
       <w:tab/>
-      <w:t>2026-09-23</w:t>
+      <w:t>2026-09-24</w:t>
       <w:br/>
       <w:br/>
     </w:r>

--- a/klagomål/Skäggsmoskogens naturreservat FSC-klagomål.docx
+++ b/klagomål/Skäggsmoskogens naturreservat FSC-klagomål.docx
@@ -168,7 +168,7 @@
     </w:p>
     <w:p>
       <w:r>
-        <w:t>Detta klagomål behandlar höga naturvärden i avverkningsanmälan Skäggsmoskogens naturreservat i Haninge kommun som inkom 2026-09-24 och omfattar 185,8 ha.</w:t>
+        <w:t>Detta klagomål behandlar höga naturvärden i avverkningsanmälan Skäggsmoskogens naturreservat i Haninge kommun som inkom 2026-09-25 och omfattar 185,8 ha.</w:t>
       </w:r>
     </w:p>
     <w:p>
@@ -2587,7 +2587,7 @@
     <w:r>
       <w:tab/>
       <w:tab/>
-      <w:t>2026-09-24</w:t>
+      <w:t>2026-09-25</w:t>
       <w:br/>
       <w:br/>
     </w:r>

--- a/klagomål/Skäggsmoskogens naturreservat FSC-klagomål.docx
+++ b/klagomål/Skäggsmoskogens naturreservat FSC-klagomål.docx
@@ -168,7 +168,7 @@
     </w:p>
     <w:p>
       <w:r>
-        <w:t>Detta klagomål behandlar höga naturvärden i avverkningsanmälan Skäggsmoskogens naturreservat i Haninge kommun som inkom 2026-09-25 och omfattar 185,8 ha.</w:t>
+        <w:t>Detta klagomål behandlar höga naturvärden i avverkningsanmälan Skäggsmoskogens naturreservat i Haninge kommun som inkom 2026-09-26 och omfattar 185,8 ha.</w:t>
       </w:r>
     </w:p>
     <w:p>
@@ -2587,7 +2587,7 @@
     <w:r>
       <w:tab/>
       <w:tab/>
-      <w:t>2026-09-25</w:t>
+      <w:t>2026-09-26</w:t>
       <w:br/>
       <w:br/>
     </w:r>

--- a/klagomål/Skäggsmoskogens naturreservat FSC-klagomål.docx
+++ b/klagomål/Skäggsmoskogens naturreservat FSC-klagomål.docx
@@ -168,7 +168,7 @@
     </w:p>
     <w:p>
       <w:r>
-        <w:t>Detta klagomål behandlar höga naturvärden i avverkningsanmälan Skäggsmoskogens naturreservat i Haninge kommun som inkom 2026-09-26 och omfattar 185,8 ha.</w:t>
+        <w:t>Detta klagomål behandlar höga naturvärden i avverkningsanmälan Skäggsmoskogens naturreservat i Haninge kommun som inkom 2026-09-27 och omfattar 185,8 ha.</w:t>
       </w:r>
     </w:p>
     <w:p>
@@ -2587,7 +2587,7 @@
     <w:r>
       <w:tab/>
       <w:tab/>
-      <w:t>2026-09-26</w:t>
+      <w:t>2026-09-27</w:t>
       <w:br/>
       <w:br/>
     </w:r>

--- a/klagomål/Skäggsmoskogens naturreservat FSC-klagomål.docx
+++ b/klagomål/Skäggsmoskogens naturreservat FSC-klagomål.docx
@@ -168,7 +168,7 @@
     </w:p>
     <w:p>
       <w:r>
-        <w:t>Detta klagomål behandlar höga naturvärden i avverkningsanmälan Skäggsmoskogens naturreservat i Haninge kommun som inkom 2026-09-27 och omfattar 185,8 ha.</w:t>
+        <w:t>Detta klagomål behandlar höga naturvärden i avverkningsanmälan Skäggsmoskogens naturreservat i Haninge kommun som inkom 2026-09-28 och omfattar 185,8 ha.</w:t>
       </w:r>
     </w:p>
     <w:p>
@@ -2587,7 +2587,7 @@
     <w:r>
       <w:tab/>
       <w:tab/>
-      <w:t>2026-09-27</w:t>
+      <w:t>2026-09-28</w:t>
       <w:br/>
       <w:br/>
     </w:r>

--- a/klagomål/Skäggsmoskogens naturreservat FSC-klagomål.docx
+++ b/klagomål/Skäggsmoskogens naturreservat FSC-klagomål.docx
@@ -168,7 +168,7 @@
     </w:p>
     <w:p>
       <w:r>
-        <w:t>Detta klagomål behandlar höga naturvärden i avverkningsanmälan Skäggsmoskogens naturreservat i Haninge kommun som inkom 2026-09-28 och omfattar 185,8 ha.</w:t>
+        <w:t>Detta klagomål behandlar höga naturvärden i avverkningsanmälan Skäggsmoskogens naturreservat i Haninge kommun som inkom 2026-09-29 och omfattar 185,8 ha.</w:t>
       </w:r>
     </w:p>
     <w:p>
@@ -2587,7 +2587,7 @@
     <w:r>
       <w:tab/>
       <w:tab/>
-      <w:t>2026-09-28</w:t>
+      <w:t>2026-09-29</w:t>
       <w:br/>
       <w:br/>
     </w:r>

--- a/klagomål/Skäggsmoskogens naturreservat FSC-klagomål.docx
+++ b/klagomål/Skäggsmoskogens naturreservat FSC-klagomål.docx
@@ -168,7 +168,7 @@
     </w:p>
     <w:p>
       <w:r>
-        <w:t>Detta klagomål behandlar höga naturvärden i avverkningsanmälan Skäggsmoskogens naturreservat i Haninge kommun som inkom 2026-09-29 och omfattar 185,8 ha.</w:t>
+        <w:t>Detta klagomål behandlar höga naturvärden i avverkningsanmälan Skäggsmoskogens naturreservat i Haninge kommun som inkom 2026-09-30 och omfattar 185,8 ha.</w:t>
       </w:r>
     </w:p>
     <w:p>
@@ -2587,7 +2587,7 @@
     <w:r>
       <w:tab/>
       <w:tab/>
-      <w:t>2026-09-29</w:t>
+      <w:t>2026-09-30</w:t>
       <w:br/>
       <w:br/>
     </w:r>

--- a/klagomål/Skäggsmoskogens naturreservat FSC-klagomål.docx
+++ b/klagomål/Skäggsmoskogens naturreservat FSC-klagomål.docx
@@ -168,7 +168,7 @@
     </w:p>
     <w:p>
       <w:r>
-        <w:t>Detta klagomål behandlar höga naturvärden i avverkningsanmälan Skäggsmoskogens naturreservat i Haninge kommun som inkom 2026-09-30 och omfattar 185,8 ha.</w:t>
+        <w:t>Detta klagomål behandlar höga naturvärden i avverkningsanmälan Skäggsmoskogens naturreservat i Haninge kommun som inkom 2026-10-01 och omfattar 185,8 ha.</w:t>
       </w:r>
     </w:p>
     <w:p>
@@ -2587,7 +2587,7 @@
     <w:r>
       <w:tab/>
       <w:tab/>
-      <w:t>2026-09-30</w:t>
+      <w:t>2026-10-01</w:t>
       <w:br/>
       <w:br/>
     </w:r>

--- a/klagomål/Skäggsmoskogens naturreservat FSC-klagomål.docx
+++ b/klagomål/Skäggsmoskogens naturreservat FSC-klagomål.docx
@@ -168,7 +168,7 @@
     </w:p>
     <w:p>
       <w:r>
-        <w:t>Detta klagomål behandlar höga naturvärden i avverkningsanmälan Skäggsmoskogens naturreservat i Haninge kommun som inkom 2026-10-01 och omfattar 185,8 ha.</w:t>
+        <w:t>Detta klagomål behandlar höga naturvärden i avverkningsanmälan Skäggsmoskogens naturreservat i Haninge kommun som inkom 2026-10-02 och omfattar 185,8 ha.</w:t>
       </w:r>
     </w:p>
     <w:p>
@@ -2587,7 +2587,7 @@
     <w:r>
       <w:tab/>
       <w:tab/>
-      <w:t>2026-10-01</w:t>
+      <w:t>2026-10-02</w:t>
       <w:br/>
       <w:br/>
     </w:r>

--- a/klagomål/Skäggsmoskogens naturreservat FSC-klagomål.docx
+++ b/klagomål/Skäggsmoskogens naturreservat FSC-klagomål.docx
@@ -168,7 +168,7 @@
     </w:p>
     <w:p>
       <w:r>
-        <w:t>Detta klagomål behandlar höga naturvärden i avverkningsanmälan Skäggsmoskogens naturreservat i Haninge kommun som inkom 2026-10-02 och omfattar 185,8 ha.</w:t>
+        <w:t>Detta klagomål behandlar höga naturvärden i avverkningsanmälan Skäggsmoskogens naturreservat i Haninge kommun som inkom 2026-10-03 och omfattar 185,8 ha.</w:t>
       </w:r>
     </w:p>
     <w:p>
@@ -2587,7 +2587,7 @@
     <w:r>
       <w:tab/>
       <w:tab/>
-      <w:t>2026-10-02</w:t>
+      <w:t>2026-10-03</w:t>
       <w:br/>
       <w:br/>
     </w:r>

--- a/klagomål/Skäggsmoskogens naturreservat FSC-klagomål.docx
+++ b/klagomål/Skäggsmoskogens naturreservat FSC-klagomål.docx
@@ -168,7 +168,7 @@
     </w:p>
     <w:p>
       <w:r>
-        <w:t>Detta klagomål behandlar höga naturvärden i avverkningsanmälan Skäggsmoskogens naturreservat i Haninge kommun som inkom 2026-10-03 och omfattar 185,8 ha.</w:t>
+        <w:t>Detta klagomål behandlar höga naturvärden i avverkningsanmälan Skäggsmoskogens naturreservat i Haninge kommun som inkom 2026-10-04 och omfattar 185,8 ha.</w:t>
       </w:r>
     </w:p>
     <w:p>
@@ -2587,7 +2587,7 @@
     <w:r>
       <w:tab/>
       <w:tab/>
-      <w:t>2026-10-03</w:t>
+      <w:t>2026-10-04</w:t>
       <w:br/>
       <w:br/>
     </w:r>

--- a/klagomål/Skäggsmoskogens naturreservat FSC-klagomål.docx
+++ b/klagomål/Skäggsmoskogens naturreservat FSC-klagomål.docx
@@ -168,7 +168,7 @@
     </w:p>
     <w:p>
       <w:r>
-        <w:t>Detta klagomål behandlar höga naturvärden i avverkningsanmälan Skäggsmoskogens naturreservat i Haninge kommun som inkom 2026-10-04 och omfattar 185,8 ha.</w:t>
+        <w:t>Detta klagomål behandlar höga naturvärden i avverkningsanmälan Skäggsmoskogens naturreservat i Haninge kommun som inkom 2026-10-05 och omfattar 185,8 ha.</w:t>
       </w:r>
     </w:p>
     <w:p>
@@ -2587,7 +2587,7 @@
     <w:r>
       <w:tab/>
       <w:tab/>
-      <w:t>2026-10-04</w:t>
+      <w:t>2026-10-05</w:t>
       <w:br/>
       <w:br/>
     </w:r>

--- a/klagomål/Skäggsmoskogens naturreservat FSC-klagomål.docx
+++ b/klagomål/Skäggsmoskogens naturreservat FSC-klagomål.docx
@@ -168,7 +168,7 @@
     </w:p>
     <w:p>
       <w:r>
-        <w:t>Detta klagomål behandlar höga naturvärden i avverkningsanmälan Skäggsmoskogens naturreservat i Haninge kommun som inkom 2026-10-05 och omfattar 185,8 ha.</w:t>
+        <w:t>Detta klagomål behandlar höga naturvärden i avverkningsanmälan Skäggsmoskogens naturreservat i Haninge kommun som inkom 2026-10-06 och omfattar 185,8 ha.</w:t>
       </w:r>
     </w:p>
     <w:p>
@@ -2587,7 +2587,7 @@
     <w:r>
       <w:tab/>
       <w:tab/>
-      <w:t>2026-10-05</w:t>
+      <w:t>2026-10-06</w:t>
       <w:br/>
       <w:br/>
     </w:r>

--- a/klagomål/Skäggsmoskogens naturreservat FSC-klagomål.docx
+++ b/klagomål/Skäggsmoskogens naturreservat FSC-klagomål.docx
@@ -168,7 +168,7 @@
     </w:p>
     <w:p>
       <w:r>
-        <w:t>Detta klagomål behandlar höga naturvärden i avverkningsanmälan Skäggsmoskogens naturreservat i Haninge kommun som inkom 2026-10-06 och omfattar 185,8 ha.</w:t>
+        <w:t>Detta klagomål behandlar höga naturvärden i avverkningsanmälan Skäggsmoskogens naturreservat i Haninge kommun som inkom 2026-10-07 och omfattar 185,8 ha.</w:t>
       </w:r>
     </w:p>
     <w:p>
@@ -2587,7 +2587,7 @@
     <w:r>
       <w:tab/>
       <w:tab/>
-      <w:t>2026-10-06</w:t>
+      <w:t>2026-10-07</w:t>
       <w:br/>
       <w:br/>
     </w:r>

--- a/klagomål/Skäggsmoskogens naturreservat FSC-klagomål.docx
+++ b/klagomål/Skäggsmoskogens naturreservat FSC-klagomål.docx
@@ -168,7 +168,7 @@
     </w:p>
     <w:p>
       <w:r>
-        <w:t>Detta klagomål behandlar höga naturvärden i avverkningsanmälan Skäggsmoskogens naturreservat i Haninge kommun som inkom 2026-10-07 och omfattar 185,8 ha.</w:t>
+        <w:t>Detta klagomål behandlar höga naturvärden i avverkningsanmälan Skäggsmoskogens naturreservat i Haninge kommun som inkom 2026-10-08 och omfattar 185,8 ha.</w:t>
       </w:r>
     </w:p>
     <w:p>
@@ -2587,7 +2587,7 @@
     <w:r>
       <w:tab/>
       <w:tab/>
-      <w:t>2026-10-07</w:t>
+      <w:t>2026-10-08</w:t>
       <w:br/>
       <w:br/>
     </w:r>

--- a/klagomål/Skäggsmoskogens naturreservat FSC-klagomål.docx
+++ b/klagomål/Skäggsmoskogens naturreservat FSC-klagomål.docx
@@ -168,7 +168,7 @@
     </w:p>
     <w:p>
       <w:r>
-        <w:t>Detta klagomål behandlar höga naturvärden i avverkningsanmälan Skäggsmoskogens naturreservat i Haninge kommun som inkom 2026-10-08 och omfattar 185,8 ha.</w:t>
+        <w:t>Detta klagomål behandlar höga naturvärden i avverkningsanmälan Skäggsmoskogens naturreservat i Haninge kommun som inkom 2026-10-09 och omfattar 185,8 ha.</w:t>
       </w:r>
     </w:p>
     <w:p>
@@ -2587,7 +2587,7 @@
     <w:r>
       <w:tab/>
       <w:tab/>
-      <w:t>2026-10-08</w:t>
+      <w:t>2026-10-09</w:t>
       <w:br/>
       <w:br/>
     </w:r>

--- a/klagomål/Skäggsmoskogens naturreservat FSC-klagomål.docx
+++ b/klagomål/Skäggsmoskogens naturreservat FSC-klagomål.docx
@@ -168,7 +168,7 @@
     </w:p>
     <w:p>
       <w:r>
-        <w:t>Detta klagomål behandlar höga naturvärden i avverkningsanmälan Skäggsmoskogens naturreservat i Haninge kommun som inkom 2026-10-09 och omfattar 185,8 ha.</w:t>
+        <w:t>Detta klagomål behandlar höga naturvärden i avverkningsanmälan Skäggsmoskogens naturreservat i Haninge kommun som inkom 2026-10-10 och omfattar 185,8 ha.</w:t>
       </w:r>
     </w:p>
     <w:p>
@@ -2587,7 +2587,7 @@
     <w:r>
       <w:tab/>
       <w:tab/>
-      <w:t>2026-10-09</w:t>
+      <w:t>2026-10-10</w:t>
       <w:br/>
       <w:br/>
     </w:r>

--- a/klagomål/Skäggsmoskogens naturreservat FSC-klagomål.docx
+++ b/klagomål/Skäggsmoskogens naturreservat FSC-klagomål.docx
@@ -168,7 +168,7 @@
     </w:p>
     <w:p>
       <w:r>
-        <w:t>Detta klagomål behandlar höga naturvärden i avverkningsanmälan Skäggsmoskogens naturreservat i Haninge kommun som inkom 2026-10-10 och omfattar 185,8 ha.</w:t>
+        <w:t>Detta klagomål behandlar höga naturvärden i avverkningsanmälan Skäggsmoskogens naturreservat i Haninge kommun som inkom 2026-10-11 och omfattar 185,8 ha.</w:t>
       </w:r>
     </w:p>
     <w:p>
@@ -2587,7 +2587,7 @@
     <w:r>
       <w:tab/>
       <w:tab/>
-      <w:t>2026-10-10</w:t>
+      <w:t>2026-10-11</w:t>
       <w:br/>
       <w:br/>
     </w:r>

--- a/klagomål/Skäggsmoskogens naturreservat FSC-klagomål.docx
+++ b/klagomål/Skäggsmoskogens naturreservat FSC-klagomål.docx
@@ -168,7 +168,7 @@
     </w:p>
     <w:p>
       <w:r>
-        <w:t>Detta klagomål behandlar höga naturvärden i avverkningsanmälan Skäggsmoskogens naturreservat i Haninge kommun som inkom 2026-10-11 och omfattar 185,8 ha.</w:t>
+        <w:t>Detta klagomål behandlar höga naturvärden i avverkningsanmälan Skäggsmoskogens naturreservat i Haninge kommun som inkom 2026-10-12 och omfattar 185,8 ha.</w:t>
       </w:r>
     </w:p>
     <w:p>
@@ -2587,7 +2587,7 @@
     <w:r>
       <w:tab/>
       <w:tab/>
-      <w:t>2026-10-11</w:t>
+      <w:t>2026-10-12</w:t>
       <w:br/>
       <w:br/>
     </w:r>

--- a/klagomål/Skäggsmoskogens naturreservat FSC-klagomål.docx
+++ b/klagomål/Skäggsmoskogens naturreservat FSC-klagomål.docx
@@ -168,7 +168,7 @@
     </w:p>
     <w:p>
       <w:r>
-        <w:t>Detta klagomål behandlar höga naturvärden i avverkningsanmälan Skäggsmoskogens naturreservat i Haninge kommun som inkom 2026-10-12 och omfattar 185,8 ha.</w:t>
+        <w:t>Detta klagomål behandlar höga naturvärden i avverkningsanmälan Skäggsmoskogens naturreservat i Haninge kommun som inkom 2026-10-13 och omfattar 185,8 ha.</w:t>
       </w:r>
     </w:p>
     <w:p>
@@ -2587,7 +2587,7 @@
     <w:r>
       <w:tab/>
       <w:tab/>
-      <w:t>2026-10-12</w:t>
+      <w:t>2026-10-13</w:t>
       <w:br/>
       <w:br/>
     </w:r>

--- a/klagomål/Skäggsmoskogens naturreservat FSC-klagomål.docx
+++ b/klagomål/Skäggsmoskogens naturreservat FSC-klagomål.docx
@@ -168,7 +168,7 @@
     </w:p>
     <w:p>
       <w:r>
-        <w:t>Detta klagomål behandlar höga naturvärden i avverkningsanmälan Skäggsmoskogens naturreservat i Haninge kommun som inkom 2026-10-13 och omfattar 185,8 ha.</w:t>
+        <w:t>Detta klagomål behandlar höga naturvärden i avverkningsanmälan Skäggsmoskogens naturreservat i Haninge kommun som inkom 2026-10-14 och omfattar 185,8 ha.</w:t>
       </w:r>
     </w:p>
     <w:p>
@@ -2587,7 +2587,7 @@
     <w:r>
       <w:tab/>
       <w:tab/>
-      <w:t>2026-10-13</w:t>
+      <w:t>2026-10-14</w:t>
       <w:br/>
       <w:br/>
     </w:r>

--- a/klagomål/Skäggsmoskogens naturreservat FSC-klagomål.docx
+++ b/klagomål/Skäggsmoskogens naturreservat FSC-klagomål.docx
@@ -168,7 +168,7 @@
     </w:p>
     <w:p>
       <w:r>
-        <w:t>Detta klagomål behandlar höga naturvärden i avverkningsanmälan Skäggsmoskogens naturreservat i Haninge kommun som inkom 2026-10-14 och omfattar 185,8 ha.</w:t>
+        <w:t>Detta klagomål behandlar höga naturvärden i avverkningsanmälan Skäggsmoskogens naturreservat i Haninge kommun som inkom 2026-10-16 och omfattar 185,8 ha.</w:t>
       </w:r>
     </w:p>
     <w:p>
@@ -2587,7 +2587,7 @@
     <w:r>
       <w:tab/>
       <w:tab/>
-      <w:t>2026-10-14</w:t>
+      <w:t>2026-10-16</w:t>
       <w:br/>
       <w:br/>
     </w:r>

--- a/klagomål/Skäggsmoskogens naturreservat FSC-klagomål.docx
+++ b/klagomål/Skäggsmoskogens naturreservat FSC-klagomål.docx
@@ -168,7 +168,7 @@
     </w:p>
     <w:p>
       <w:r>
-        <w:t>Detta klagomål behandlar höga naturvärden i avverkningsanmälan Skäggsmoskogens naturreservat i Haninge kommun som inkom 2026-10-16 och omfattar 185,8 ha.</w:t>
+        <w:t>Detta klagomål behandlar höga naturvärden i avverkningsanmälan Skäggsmoskogens naturreservat i Haninge kommun som inkom 2026-10-17 och omfattar 185,8 ha.</w:t>
       </w:r>
     </w:p>
     <w:p>
@@ -2587,7 +2587,7 @@
     <w:r>
       <w:tab/>
       <w:tab/>
-      <w:t>2026-10-16</w:t>
+      <w:t>2026-10-17</w:t>
       <w:br/>
       <w:br/>
     </w:r>

--- a/klagomål/Skäggsmoskogens naturreservat FSC-klagomål.docx
+++ b/klagomål/Skäggsmoskogens naturreservat FSC-klagomål.docx
@@ -168,7 +168,7 @@
     </w:p>
     <w:p>
       <w:r>
-        <w:t>Detta klagomål behandlar höga naturvärden i avverkningsanmälan Skäggsmoskogens naturreservat i Haninge kommun som inkom 2026-10-17 och omfattar 185,8 ha.</w:t>
+        <w:t>Detta klagomål behandlar höga naturvärden i avverkningsanmälan Skäggsmoskogens naturreservat i Haninge kommun som inkom 2026-10-18 och omfattar 185,8 ha.</w:t>
       </w:r>
     </w:p>
     <w:p>
@@ -2587,7 +2587,7 @@
     <w:r>
       <w:tab/>
       <w:tab/>
-      <w:t>2026-10-17</w:t>
+      <w:t>2026-10-18</w:t>
       <w:br/>
       <w:br/>
     </w:r>

--- a/klagomål/Skäggsmoskogens naturreservat FSC-klagomål.docx
+++ b/klagomål/Skäggsmoskogens naturreservat FSC-klagomål.docx
@@ -168,7 +168,7 @@
     </w:p>
     <w:p>
       <w:r>
-        <w:t>Detta klagomål behandlar höga naturvärden i avverkningsanmälan Skäggsmoskogens naturreservat i Haninge kommun som inkom 2026-10-18 och omfattar 185,8 ha.</w:t>
+        <w:t>Detta klagomål behandlar höga naturvärden i avverkningsanmälan Skäggsmoskogens naturreservat i Haninge kommun som inkom 2026-10-19 och omfattar 185,8 ha.</w:t>
       </w:r>
     </w:p>
     <w:p>
@@ -2587,7 +2587,7 @@
     <w:r>
       <w:tab/>
       <w:tab/>
-      <w:t>2026-10-18</w:t>
+      <w:t>2026-10-19</w:t>
       <w:br/>
       <w:br/>
     </w:r>

--- a/klagomål/Skäggsmoskogens naturreservat FSC-klagomål.docx
+++ b/klagomål/Skäggsmoskogens naturreservat FSC-klagomål.docx
@@ -168,7 +168,7 @@
     </w:p>
     <w:p>
       <w:r>
-        <w:t>Detta klagomål behandlar höga naturvärden i avverkningsanmälan Skäggsmoskogens naturreservat i Haninge kommun som inkom 2026-10-19 och omfattar 185,8 ha.</w:t>
+        <w:t>Detta klagomål behandlar höga naturvärden i avverkningsanmälan Skäggsmoskogens naturreservat i Haninge kommun som inkom 2026-10-20 och omfattar 185,8 ha.</w:t>
       </w:r>
     </w:p>
     <w:p>
@@ -2587,7 +2587,7 @@
     <w:r>
       <w:tab/>
       <w:tab/>
-      <w:t>2026-10-19</w:t>
+      <w:t>2026-10-20</w:t>
       <w:br/>
       <w:br/>
     </w:r>

--- a/klagomål/Skäggsmoskogens naturreservat FSC-klagomål.docx
+++ b/klagomål/Skäggsmoskogens naturreservat FSC-klagomål.docx
@@ -168,7 +168,7 @@
     </w:p>
     <w:p>
       <w:r>
-        <w:t>Detta klagomål behandlar höga naturvärden i avverkningsanmälan Skäggsmoskogens naturreservat i Haninge kommun som inkom 2026-10-20 och omfattar 185,8 ha.</w:t>
+        <w:t>Detta klagomål behandlar höga naturvärden i avverkningsanmälan Skäggsmoskogens naturreservat i Haninge kommun som inkom 2026-10-21 och omfattar 185,8 ha.</w:t>
       </w:r>
     </w:p>
     <w:p>
@@ -2587,7 +2587,7 @@
     <w:r>
       <w:tab/>
       <w:tab/>
-      <w:t>2026-10-20</w:t>
+      <w:t>2026-10-21</w:t>
       <w:br/>
       <w:br/>
     </w:r>

--- a/klagomål/Skäggsmoskogens naturreservat FSC-klagomål.docx
+++ b/klagomål/Skäggsmoskogens naturreservat FSC-klagomål.docx
@@ -168,7 +168,7 @@
     </w:p>
     <w:p>
       <w:r>
-        <w:t>Detta klagomål behandlar höga naturvärden i avverkningsanmälan Skäggsmoskogens naturreservat i Haninge kommun som inkom 2026-10-21 och omfattar 185,8 ha.</w:t>
+        <w:t>Detta klagomål behandlar höga naturvärden i avverkningsanmälan Skäggsmoskogens naturreservat i Haninge kommun som inkom 2026-10-22 och omfattar 185,8 ha.</w:t>
       </w:r>
     </w:p>
     <w:p>
@@ -2587,7 +2587,7 @@
     <w:r>
       <w:tab/>
       <w:tab/>
-      <w:t>2026-10-21</w:t>
+      <w:t>2026-10-22</w:t>
       <w:br/>
       <w:br/>
     </w:r>

--- a/klagomål/Skäggsmoskogens naturreservat FSC-klagomål.docx
+++ b/klagomål/Skäggsmoskogens naturreservat FSC-klagomål.docx
@@ -168,7 +168,7 @@
     </w:p>
     <w:p>
       <w:r>
-        <w:t>Detta klagomål behandlar höga naturvärden i avverkningsanmälan Skäggsmoskogens naturreservat i Haninge kommun som inkom 2026-10-22 och omfattar 185,8 ha.</w:t>
+        <w:t>Detta klagomål behandlar höga naturvärden i avverkningsanmälan Skäggsmoskogens naturreservat i Haninge kommun som inkom 2026-10-23 och omfattar 185,8 ha.</w:t>
       </w:r>
     </w:p>
     <w:p>
@@ -2587,7 +2587,7 @@
     <w:r>
       <w:tab/>
       <w:tab/>
-      <w:t>2026-10-22</w:t>
+      <w:t>2026-10-23</w:t>
       <w:br/>
       <w:br/>
     </w:r>

--- a/klagomål/Skäggsmoskogens naturreservat FSC-klagomål.docx
+++ b/klagomål/Skäggsmoskogens naturreservat FSC-klagomål.docx
@@ -168,7 +168,7 @@
     </w:p>
     <w:p>
       <w:r>
-        <w:t>Detta klagomål behandlar höga naturvärden i avverkningsanmälan Skäggsmoskogens naturreservat i Haninge kommun som inkom 2026-10-23 och omfattar 185,8 ha.</w:t>
+        <w:t>Detta klagomål behandlar höga naturvärden i avverkningsanmälan Skäggsmoskogens naturreservat i Haninge kommun som inkom 2026-10-24 och omfattar 185,8 ha.</w:t>
       </w:r>
     </w:p>
     <w:p>
@@ -2587,7 +2587,7 @@
     <w:r>
       <w:tab/>
       <w:tab/>
-      <w:t>2026-10-23</w:t>
+      <w:t>2026-10-24</w:t>
       <w:br/>
       <w:br/>
     </w:r>

--- a/klagomål/Skäggsmoskogens naturreservat FSC-klagomål.docx
+++ b/klagomål/Skäggsmoskogens naturreservat FSC-klagomål.docx
@@ -168,7 +168,7 @@
     </w:p>
     <w:p>
       <w:r>
-        <w:t>Detta klagomål behandlar höga naturvärden i avverkningsanmälan Skäggsmoskogens naturreservat i Haninge kommun som inkom 2026-10-24 och omfattar 185,8 ha.</w:t>
+        <w:t>Detta klagomål behandlar höga naturvärden i avverkningsanmälan Skäggsmoskogens naturreservat i Haninge kommun som inkom 2026-10-25 och omfattar 185,8 ha.</w:t>
       </w:r>
     </w:p>
     <w:p>
@@ -2587,7 +2587,7 @@
     <w:r>
       <w:tab/>
       <w:tab/>
-      <w:t>2026-10-24</w:t>
+      <w:t>2026-10-25</w:t>
       <w:br/>
       <w:br/>
     </w:r>

--- a/klagomål/Skäggsmoskogens naturreservat FSC-klagomål.docx
+++ b/klagomål/Skäggsmoskogens naturreservat FSC-klagomål.docx
@@ -168,7 +168,7 @@
     </w:p>
     <w:p>
       <w:r>
-        <w:t>Detta klagomål behandlar höga naturvärden i avverkningsanmälan Skäggsmoskogens naturreservat i Haninge kommun som inkom 2026-10-25 och omfattar 185,8 ha.</w:t>
+        <w:t>Detta klagomål behandlar höga naturvärden i avverkningsanmälan Skäggsmoskogens naturreservat i Haninge kommun som inkom 2026-10-26 och omfattar 185,8 ha.</w:t>
       </w:r>
     </w:p>
     <w:p>
@@ -2587,7 +2587,7 @@
     <w:r>
       <w:tab/>
       <w:tab/>
-      <w:t>2026-10-25</w:t>
+      <w:t>2026-10-26</w:t>
       <w:br/>
       <w:br/>
     </w:r>

--- a/klagomål/Skäggsmoskogens naturreservat FSC-klagomål.docx
+++ b/klagomål/Skäggsmoskogens naturreservat FSC-klagomål.docx
@@ -168,7 +168,7 @@
     </w:p>
     <w:p>
       <w:r>
-        <w:t>Detta klagomål behandlar höga naturvärden i avverkningsanmälan Skäggsmoskogens naturreservat i Haninge kommun som inkom 2026-10-26 och omfattar 185,8 ha.</w:t>
+        <w:t>Detta klagomål behandlar höga naturvärden i avverkningsanmälan Skäggsmoskogens naturreservat i Haninge kommun som inkom 2026-10-27 och omfattar 185,8 ha.</w:t>
       </w:r>
     </w:p>
     <w:p>
@@ -2587,7 +2587,7 @@
     <w:r>
       <w:tab/>
       <w:tab/>
-      <w:t>2026-10-26</w:t>
+      <w:t>2026-10-27</w:t>
       <w:br/>
       <w:br/>
     </w:r>

--- a/klagomål/Skäggsmoskogens naturreservat FSC-klagomål.docx
+++ b/klagomål/Skäggsmoskogens naturreservat FSC-klagomål.docx
@@ -168,7 +168,7 @@
     </w:p>
     <w:p>
       <w:r>
-        <w:t>Detta klagomål behandlar höga naturvärden i avverkningsanmälan Skäggsmoskogens naturreservat i Haninge kommun som inkom 2026-10-27 och omfattar 185,8 ha.</w:t>
+        <w:t>Detta klagomål behandlar höga naturvärden i avverkningsanmälan Skäggsmoskogens naturreservat i Haninge kommun som inkom 2026-10-28 och omfattar 185,8 ha.</w:t>
       </w:r>
     </w:p>
     <w:p>
@@ -2587,7 +2587,7 @@
     <w:r>
       <w:tab/>
       <w:tab/>
-      <w:t>2026-10-27</w:t>
+      <w:t>2026-10-28</w:t>
       <w:br/>
       <w:br/>
     </w:r>

--- a/klagomål/Skäggsmoskogens naturreservat FSC-klagomål.docx
+++ b/klagomål/Skäggsmoskogens naturreservat FSC-klagomål.docx
@@ -168,7 +168,7 @@
     </w:p>
     <w:p>
       <w:r>
-        <w:t>Detta klagomål behandlar höga naturvärden i avverkningsanmälan Skäggsmoskogens naturreservat i Haninge kommun som inkom 2026-10-28 och omfattar 185,8 ha.</w:t>
+        <w:t>Detta klagomål behandlar höga naturvärden i avverkningsanmälan Skäggsmoskogens naturreservat i Haninge kommun som inkom 2026-10-29 och omfattar 185,8 ha.</w:t>
       </w:r>
     </w:p>
     <w:p>
@@ -2587,7 +2587,7 @@
     <w:r>
       <w:tab/>
       <w:tab/>
-      <w:t>2026-10-28</w:t>
+      <w:t>2026-10-29</w:t>
       <w:br/>
       <w:br/>
     </w:r>

--- a/klagomål/Skäggsmoskogens naturreservat FSC-klagomål.docx
+++ b/klagomål/Skäggsmoskogens naturreservat FSC-klagomål.docx
@@ -168,7 +168,7 @@
     </w:p>
     <w:p>
       <w:r>
-        <w:t>Detta klagomål behandlar höga naturvärden i avverkningsanmälan Skäggsmoskogens naturreservat i Haninge kommun som inkom 2026-10-29 och omfattar 185,8 ha.</w:t>
+        <w:t>Detta klagomål behandlar höga naturvärden i avverkningsanmälan Skäggsmoskogens naturreservat i Haninge kommun som inkom 2026-10-30 och omfattar 185,8 ha.</w:t>
       </w:r>
     </w:p>
     <w:p>
@@ -2587,7 +2587,7 @@
     <w:r>
       <w:tab/>
       <w:tab/>
-      <w:t>2026-10-29</w:t>
+      <w:t>2026-10-30</w:t>
       <w:br/>
       <w:br/>
     </w:r>

--- a/klagomål/Skäggsmoskogens naturreservat FSC-klagomål.docx
+++ b/klagomål/Skäggsmoskogens naturreservat FSC-klagomål.docx
@@ -168,7 +168,7 @@
     </w:p>
     <w:p>
       <w:r>
-        <w:t>Detta klagomål behandlar höga naturvärden i avverkningsanmälan Skäggsmoskogens naturreservat i Haninge kommun som inkom 2026-10-30 och omfattar 185,8 ha.</w:t>
+        <w:t>Detta klagomål behandlar höga naturvärden i avverkningsanmälan Skäggsmoskogens naturreservat i Haninge kommun som inkom 2026-10-31 och omfattar 185,8 ha.</w:t>
       </w:r>
     </w:p>
     <w:p>
@@ -2587,7 +2587,7 @@
     <w:r>
       <w:tab/>
       <w:tab/>
-      <w:t>2026-10-30</w:t>
+      <w:t>2026-10-31</w:t>
       <w:br/>
       <w:br/>
     </w:r>
